--- a/fra/docx/11.content.docx
+++ b/fra/docx/11.content.docx
@@ -6498,19 +6498,7 @@
         <w:rPr>
           <w:lang w:val="fr_FR" w:bidi="fr_FR"/>
         </w:rPr>
-        <w:t xml:space="preserve">La quatrième année de Salomon correspond environ à 967 av. J.‑C. Si l'on prend la 480ème année comme une unité correspondant à une année calendaire, cela nous permet d'établir la date d'environ 1446 av. J.‑C. pour l'exode d'Israël d'Égypte. Ceux qui considèrent ce nombre comme symbolique (12 générations de 40 ans chacune) suggèrent que l'Exode a eu lieu à une date ultérieure, vers 1270 av. J.‑C. (voir </w:t>
-      </w:r>
-      <w:r>
-        <w:rPr>
-          <w:lang w:val="fr_FR" w:bidi="fr_FR"/>
-        </w:rPr>
-        <w:t>Introduction au Livre de l'Exode</w:t>
-      </w:r>
-      <w:r>
-        <w:rPr>
-          <w:lang w:val="fr_FR" w:bidi="fr_FR"/>
-        </w:rPr>
-        <w:t>, « La Date de l'Exode »).</w:t>
+        <w:t>La quatrième année de Salomon correspond environ à 967 av. J.‑C. Si l'on prend la 480ème année comme une unité correspondant à une année calendaire, cela nous permet d'établir la date d'environ 1446 av. J.‑C. pour l'exode d'Israël d'Égypte. Ceux qui considèrent ce nombre comme symbolique (12 générations de 40 ans chacune) suggèrent que l'Exode a eu lieu à une date ultérieure, vers 1270 av. J.‑C. (voir Introduction au Livre de l'Exode, « La Date de l'Exode »).</w:t>
       </w:r>
       <w:r>
         <w:rPr>
